--- a/test/fixtures/sample-table.docx
+++ b/test/fixtures/sample-table.docx
@@ -245,6 +245,24 @@
     <w:p>
       <w:r>
         <w:t>표 밖 특수문자: 꺾쇠 &lt;태그&gt; · 앰퍼샌드 &amp; · 부등호 5 &lt; 10 이다.</w:t>
+      </w:r>
+    </w:p>
+    <w:p>
+      <w:pPr>
+        <w:pStyle w:val="Heading2"/>
+      </w:pPr>
+      <w:r>
+        <w:t>3. 마크다운 기호로 시작하는 줄</w:t>
+      </w:r>
+    </w:p>
+    <w:p>
+      <w:r>
+        <w:t>* 별표로 시작하는 줄이다. Word 에서 손으로 찍은 기호다.</w:t>
+      </w:r>
+    </w:p>
+    <w:p>
+      <w:r>
+        <w:t>한 줄 안에 밑줄 _강조_ 와 물결 ~취소~ 와 백틱 `코드` 가 섞여 있다.</w:t>
       </w:r>
     </w:p>
     <w:sectPr>
